--- a/flow/20230927_hours/свято-07-НЮ.docx
+++ b/flow/20230927_hours/свято-07-НЮ.docx
@@ -4,7 +4,7 @@
   <w:body>
     <w:p>
       <w:pPr>
-        <w:pStyle w:val="1"/>
+        <w:pStyle w:val="Heading1"/>
         <w:spacing w:after="160" w:line="259" w:lineRule="auto"/>
         <w:jc w:val="both"/>
       </w:pPr>
@@ -14,115 +14,892 @@
     </w:p>
     <w:p>
       <w:pPr>
-        <w:pStyle w:val="2"/>
+        <w:pStyle w:val="Heading2"/>
         <w:spacing w:after="160" w:line="259" w:lineRule="auto"/>
         <w:jc w:val="both"/>
       </w:pPr>
       <w:bookmarkStart w:id="0" w:name="_heading=h.ge9nvia56kmw" w:colFirst="0" w:colLast="0"/>
       <w:bookmarkEnd w:id="0"/>
       <w:r>
-        <w:t>7 липня. Всіх святих українського народу</w:t>
+        <w:t>6</w:t>
+      </w:r>
+      <w:r>
+        <w:t xml:space="preserve"> липня. </w:t>
+      </w:r>
+      <w:r>
+        <w:t>НБНП</w:t>
       </w:r>
     </w:p>
     <w:p>
       <w:pPr>
-        <w:spacing w:after="120"/>
-        <w:rPr>
-          <w:rFonts w:ascii="Times New Roman" w:eastAsia="Times New Roman" w:hAnsi="Times New Roman" w:cs="Times New Roman"/>
-          <w:color w:val="333333"/>
-          <w:sz w:val="24"/>
-          <w:szCs w:val="24"/>
+        <w:pStyle w:val="Textbody"/>
+        <w:spacing w:after="200" w:line="328" w:lineRule="auto"/>
+        <w:rPr>
+          <w:rFonts w:ascii="Times New Roman" w:hAnsi="Times New Roman"/>
+          <w:lang w:val="uk-UA"/>
         </w:rPr>
       </w:pPr>
       <w:r>
         <w:rPr>
-          <w:rFonts w:ascii="Times New Roman" w:eastAsia="Times New Roman" w:hAnsi="Times New Roman" w:cs="Times New Roman"/>
+          <w:rFonts w:ascii="Times New Roman" w:hAnsi="Times New Roman"/>
           <w:i/>
           <w:color w:val="FF4400"/>
-          <w:sz w:val="24"/>
-          <w:szCs w:val="24"/>
-        </w:rPr>
-        <w:t xml:space="preserve">Тропар святим (г. 4): </w:t>
-      </w:r>
-      <w:proofErr w:type="spellStart"/>
-      <w:r>
-        <w:rPr>
-          <w:rFonts w:ascii="Times New Roman" w:eastAsia="Times New Roman" w:hAnsi="Times New Roman" w:cs="Times New Roman"/>
-          <w:color w:val="333333"/>
-          <w:sz w:val="24"/>
-          <w:szCs w:val="24"/>
-        </w:rPr>
-        <w:t>Христославні</w:t>
-      </w:r>
-      <w:proofErr w:type="spellEnd"/>
-      <w:r>
-        <w:rPr>
-          <w:rFonts w:ascii="Times New Roman" w:eastAsia="Times New Roman" w:hAnsi="Times New Roman" w:cs="Times New Roman"/>
-          <w:color w:val="333333"/>
-          <w:sz w:val="24"/>
-          <w:szCs w:val="24"/>
-        </w:rPr>
-        <w:t xml:space="preserve"> князі і святителі,* преподобні і мученики,* і незламні ісповідники всіх часів християнської України,* моліть Христа Бога, щоб Він споглянув ласкавим оком на наш народ,* і дав йому ласку витривати у вірі,* і щоб спаслися душі богомольних вірних,* що вшановують священну вашу пам’ять.</w:t>
+          <w:lang w:val="uk-UA"/>
+        </w:rPr>
+        <w:t xml:space="preserve">Тропар (г. 7): </w:t>
+      </w:r>
+      <w:r>
+        <w:rPr>
+          <w:rFonts w:ascii="Times New Roman" w:hAnsi="Times New Roman"/>
+          <w:color w:val="333333"/>
+          <w:lang w:val="uk-UA"/>
+        </w:rPr>
+        <w:t>Богома́ти і Ді́во,* твою</w:t>
+      </w:r>
+      <w:r>
+        <w:rPr>
+          <w:rFonts w:ascii="Times New Roman" w:eastAsia="Gentium Plus" w:hAnsi="Times New Roman" w:cs="Gentium Plus"/>
+          <w:color w:val="000000"/>
+          <w:lang w:val="uk-UA"/>
+        </w:rPr>
+        <w:t>́</w:t>
+      </w:r>
+      <w:r>
+        <w:rPr>
+          <w:rFonts w:ascii="Times New Roman" w:hAnsi="Times New Roman"/>
+          <w:color w:val="333333"/>
+          <w:lang w:val="uk-UA"/>
+        </w:rPr>
+        <w:t xml:space="preserve"> сла</w:t>
+      </w:r>
+      <w:r>
+        <w:rPr>
+          <w:rFonts w:ascii="Times New Roman" w:eastAsia="Gentium Plus" w:hAnsi="Times New Roman" w:cs="Gentium Plus"/>
+          <w:color w:val="000000"/>
+          <w:lang w:val="uk-UA"/>
+        </w:rPr>
+        <w:t>́</w:t>
+      </w:r>
+      <w:r>
+        <w:rPr>
+          <w:rFonts w:ascii="Times New Roman" w:hAnsi="Times New Roman"/>
+          <w:color w:val="333333"/>
+          <w:lang w:val="uk-UA"/>
+        </w:rPr>
+        <w:t>ву велича</w:t>
+      </w:r>
+      <w:r>
+        <w:rPr>
+          <w:rFonts w:ascii="Times New Roman" w:eastAsia="Gentium Plus" w:hAnsi="Times New Roman" w:cs="Gentium Plus"/>
+          <w:color w:val="000000"/>
+          <w:lang w:val="uk-UA"/>
+        </w:rPr>
+        <w:t>́</w:t>
+      </w:r>
+      <w:r>
+        <w:rPr>
+          <w:rFonts w:ascii="Times New Roman" w:hAnsi="Times New Roman"/>
+          <w:color w:val="333333"/>
+          <w:lang w:val="uk-UA"/>
+        </w:rPr>
+        <w:t>ємо,* твоє</w:t>
+      </w:r>
+      <w:r>
+        <w:rPr>
+          <w:rFonts w:ascii="Times New Roman" w:eastAsia="Gentium Plus" w:hAnsi="Times New Roman" w:cs="Gentium Plus"/>
+          <w:color w:val="000000"/>
+          <w:lang w:val="uk-UA"/>
+        </w:rPr>
+        <w:t>́</w:t>
+      </w:r>
+      <w:r>
+        <w:rPr>
+          <w:rFonts w:ascii="Times New Roman" w:hAnsi="Times New Roman"/>
+          <w:color w:val="333333"/>
+          <w:lang w:val="uk-UA"/>
+        </w:rPr>
+        <w:t>ї по</w:t>
+      </w:r>
+      <w:r>
+        <w:rPr>
+          <w:rFonts w:ascii="Times New Roman" w:eastAsia="Gentium Plus" w:hAnsi="Times New Roman" w:cs="Gentium Plus"/>
+          <w:color w:val="000000"/>
+          <w:lang w:val="uk-UA"/>
+        </w:rPr>
+        <w:t>́</w:t>
+      </w:r>
+      <w:r>
+        <w:rPr>
+          <w:rFonts w:ascii="Times New Roman" w:hAnsi="Times New Roman"/>
+          <w:color w:val="333333"/>
+          <w:lang w:val="uk-UA"/>
+        </w:rPr>
+        <w:t>мочі блага</w:t>
+      </w:r>
+      <w:r>
+        <w:rPr>
+          <w:rFonts w:ascii="Times New Roman" w:eastAsia="Gentium Plus" w:hAnsi="Times New Roman" w:cs="Gentium Plus"/>
+          <w:color w:val="000000"/>
+          <w:lang w:val="uk-UA"/>
+        </w:rPr>
+        <w:t>́</w:t>
+      </w:r>
+      <w:r>
+        <w:rPr>
+          <w:rFonts w:ascii="Times New Roman" w:hAnsi="Times New Roman"/>
+          <w:color w:val="333333"/>
+          <w:lang w:val="uk-UA"/>
+        </w:rPr>
+        <w:t>ємо,* твою</w:t>
+      </w:r>
+      <w:r>
+        <w:rPr>
+          <w:rFonts w:ascii="Times New Roman" w:eastAsia="Gentium Plus" w:hAnsi="Times New Roman" w:cs="Gentium Plus"/>
+          <w:color w:val="000000"/>
+          <w:lang w:val="uk-UA"/>
+        </w:rPr>
+        <w:t>́</w:t>
+      </w:r>
+      <w:r>
+        <w:rPr>
+          <w:rFonts w:ascii="Times New Roman" w:hAnsi="Times New Roman"/>
+          <w:color w:val="333333"/>
+          <w:lang w:val="uk-UA"/>
+        </w:rPr>
+        <w:t xml:space="preserve"> чудотво</w:t>
+      </w:r>
+      <w:r>
+        <w:rPr>
+          <w:rFonts w:ascii="Times New Roman" w:eastAsia="Gentium Plus" w:hAnsi="Times New Roman" w:cs="Gentium Plus"/>
+          <w:color w:val="000000"/>
+          <w:lang w:val="uk-UA"/>
+        </w:rPr>
+        <w:t>́</w:t>
+      </w:r>
+      <w:r>
+        <w:rPr>
+          <w:rFonts w:ascii="Times New Roman" w:hAnsi="Times New Roman"/>
+          <w:color w:val="333333"/>
+          <w:lang w:val="uk-UA"/>
+        </w:rPr>
+        <w:t>рну іко</w:t>
+      </w:r>
+      <w:r>
+        <w:rPr>
+          <w:rFonts w:ascii="Times New Roman" w:eastAsia="Gentium Plus" w:hAnsi="Times New Roman" w:cs="Gentium Plus"/>
+          <w:color w:val="000000"/>
+          <w:lang w:val="uk-UA"/>
+        </w:rPr>
+        <w:t>́</w:t>
+      </w:r>
+      <w:r>
+        <w:rPr>
+          <w:rFonts w:ascii="Times New Roman" w:hAnsi="Times New Roman"/>
+          <w:color w:val="333333"/>
+          <w:lang w:val="uk-UA"/>
+        </w:rPr>
+        <w:t>ну почита</w:t>
+      </w:r>
+      <w:r>
+        <w:rPr>
+          <w:rFonts w:ascii="Times New Roman" w:eastAsia="Gentium Plus" w:hAnsi="Times New Roman" w:cs="Gentium Plus"/>
+          <w:color w:val="000000"/>
+          <w:lang w:val="uk-UA"/>
+        </w:rPr>
+        <w:t>́</w:t>
+      </w:r>
+      <w:r>
+        <w:rPr>
+          <w:rFonts w:ascii="Times New Roman" w:hAnsi="Times New Roman"/>
+          <w:color w:val="333333"/>
+          <w:lang w:val="uk-UA"/>
+        </w:rPr>
+        <w:t>ємо.* Ти – Ма</w:t>
+      </w:r>
+      <w:r>
+        <w:rPr>
+          <w:rFonts w:ascii="Times New Roman" w:eastAsia="Gentium Plus" w:hAnsi="Times New Roman" w:cs="Gentium Plus"/>
+          <w:color w:val="000000"/>
+          <w:lang w:val="uk-UA"/>
+        </w:rPr>
+        <w:t>́</w:t>
+      </w:r>
+      <w:r>
+        <w:rPr>
+          <w:rFonts w:ascii="Times New Roman" w:hAnsi="Times New Roman"/>
+          <w:color w:val="333333"/>
+          <w:lang w:val="uk-UA"/>
+        </w:rPr>
+        <w:t>ти благода</w:t>
+      </w:r>
+      <w:r>
+        <w:rPr>
+          <w:rFonts w:ascii="Times New Roman" w:eastAsia="Gentium Plus" w:hAnsi="Times New Roman" w:cs="Gentium Plus"/>
+          <w:color w:val="000000"/>
+          <w:lang w:val="uk-UA"/>
+        </w:rPr>
+        <w:t>́</w:t>
+      </w:r>
+      <w:r>
+        <w:rPr>
+          <w:rFonts w:ascii="Times New Roman" w:hAnsi="Times New Roman"/>
+          <w:color w:val="333333"/>
+          <w:lang w:val="uk-UA"/>
+        </w:rPr>
+        <w:t>ти,* ти – наді</w:t>
+      </w:r>
+      <w:r>
+        <w:rPr>
+          <w:rFonts w:ascii="Times New Roman" w:eastAsia="Gentium Plus" w:hAnsi="Times New Roman" w:cs="Gentium Plus"/>
+          <w:color w:val="000000"/>
+          <w:lang w:val="uk-UA"/>
+        </w:rPr>
+        <w:t>́</w:t>
+      </w:r>
+      <w:r>
+        <w:rPr>
+          <w:rFonts w:ascii="Times New Roman" w:hAnsi="Times New Roman"/>
+          <w:color w:val="333333"/>
+          <w:lang w:val="uk-UA"/>
+        </w:rPr>
+        <w:t>я сві</w:t>
+      </w:r>
+      <w:r>
+        <w:rPr>
+          <w:rFonts w:ascii="Times New Roman" w:eastAsia="Gentium Plus" w:hAnsi="Times New Roman" w:cs="Gentium Plus"/>
+          <w:color w:val="000000"/>
+          <w:lang w:val="uk-UA"/>
+        </w:rPr>
+        <w:t>́</w:t>
+      </w:r>
+      <w:r>
+        <w:rPr>
+          <w:rFonts w:ascii="Times New Roman" w:hAnsi="Times New Roman"/>
+          <w:color w:val="333333"/>
+          <w:lang w:val="uk-UA"/>
+        </w:rPr>
+        <w:t>ту,* на</w:t>
+      </w:r>
+      <w:r>
+        <w:rPr>
+          <w:rFonts w:ascii="Times New Roman" w:eastAsia="Gentium Plus" w:hAnsi="Times New Roman" w:cs="Gentium Plus"/>
+          <w:color w:val="000000"/>
+          <w:lang w:val="uk-UA"/>
+        </w:rPr>
+        <w:t>́</w:t>
+      </w:r>
+      <w:r>
+        <w:rPr>
+          <w:rFonts w:ascii="Times New Roman" w:hAnsi="Times New Roman"/>
+          <w:color w:val="333333"/>
+          <w:lang w:val="uk-UA"/>
+        </w:rPr>
+        <w:t>шими молитва</w:t>
+      </w:r>
+      <w:r>
+        <w:rPr>
+          <w:rFonts w:ascii="Times New Roman" w:eastAsia="Gentium Plus" w:hAnsi="Times New Roman" w:cs="Gentium Plus"/>
+          <w:color w:val="000000"/>
+          <w:lang w:val="uk-UA"/>
+        </w:rPr>
+        <w:t>́</w:t>
+      </w:r>
+      <w:r>
+        <w:rPr>
+          <w:rFonts w:ascii="Times New Roman" w:hAnsi="Times New Roman"/>
+          <w:color w:val="333333"/>
+          <w:lang w:val="uk-UA"/>
+        </w:rPr>
+        <w:t>ми не погорди</w:t>
+      </w:r>
+      <w:r>
+        <w:rPr>
+          <w:rFonts w:ascii="Times New Roman" w:eastAsia="Gentium Plus" w:hAnsi="Times New Roman" w:cs="Gentium Plus"/>
+          <w:color w:val="000000"/>
+          <w:lang w:val="uk-UA"/>
+        </w:rPr>
+        <w:t>́</w:t>
+      </w:r>
+      <w:r>
+        <w:rPr>
+          <w:rFonts w:ascii="Times New Roman" w:hAnsi="Times New Roman"/>
+          <w:color w:val="333333"/>
+          <w:lang w:val="uk-UA"/>
+        </w:rPr>
+        <w:t xml:space="preserve"> в на</w:t>
+      </w:r>
+      <w:r>
+        <w:rPr>
+          <w:rFonts w:ascii="Times New Roman" w:eastAsia="Gentium Plus" w:hAnsi="Times New Roman" w:cs="Gentium Plus"/>
+          <w:color w:val="000000"/>
+          <w:lang w:val="uk-UA"/>
+        </w:rPr>
+        <w:t>́</w:t>
+      </w:r>
+      <w:r>
+        <w:rPr>
+          <w:rFonts w:ascii="Times New Roman" w:hAnsi="Times New Roman"/>
+          <w:color w:val="333333"/>
+          <w:lang w:val="uk-UA"/>
+        </w:rPr>
+        <w:t>ших нужда</w:t>
+      </w:r>
+      <w:r>
+        <w:rPr>
+          <w:rFonts w:ascii="Times New Roman" w:eastAsia="Gentium Plus" w:hAnsi="Times New Roman" w:cs="Gentium Plus"/>
+          <w:color w:val="000000"/>
+          <w:lang w:val="uk-UA"/>
+        </w:rPr>
+        <w:t>́</w:t>
+      </w:r>
+      <w:r>
+        <w:rPr>
+          <w:rFonts w:ascii="Times New Roman" w:hAnsi="Times New Roman"/>
+          <w:color w:val="333333"/>
+          <w:lang w:val="uk-UA"/>
+        </w:rPr>
+        <w:t>х,* і від усі</w:t>
+      </w:r>
+      <w:r>
+        <w:rPr>
+          <w:rFonts w:ascii="Times New Roman" w:eastAsia="Gentium Plus" w:hAnsi="Times New Roman" w:cs="Gentium Plus"/>
+          <w:color w:val="000000"/>
+          <w:lang w:val="uk-UA"/>
+        </w:rPr>
+        <w:t>́</w:t>
+      </w:r>
+      <w:r>
+        <w:rPr>
+          <w:rFonts w:ascii="Times New Roman" w:hAnsi="Times New Roman"/>
+          <w:color w:val="333333"/>
+          <w:lang w:val="uk-UA"/>
+        </w:rPr>
+        <w:t>х бід ти нас звільни</w:t>
+      </w:r>
+      <w:r>
+        <w:rPr>
+          <w:rFonts w:ascii="Times New Roman" w:eastAsia="Gentium Plus" w:hAnsi="Times New Roman" w:cs="Gentium Plus"/>
+          <w:color w:val="000000"/>
+          <w:lang w:val="uk-UA"/>
+        </w:rPr>
+        <w:t>́</w:t>
+      </w:r>
+      <w:r>
+        <w:rPr>
+          <w:rFonts w:ascii="Times New Roman" w:hAnsi="Times New Roman"/>
+          <w:color w:val="333333"/>
+          <w:lang w:val="uk-UA"/>
+        </w:rPr>
+        <w:t>.</w:t>
       </w:r>
     </w:p>
     <w:p>
       <w:pPr>
-        <w:spacing w:after="120"/>
-        <w:rPr>
-          <w:rFonts w:ascii="Times New Roman" w:eastAsia="Times New Roman" w:hAnsi="Times New Roman" w:cs="Times New Roman"/>
-          <w:color w:val="333333"/>
-          <w:sz w:val="24"/>
-          <w:szCs w:val="24"/>
+        <w:pStyle w:val="Textbody"/>
+        <w:rPr>
+          <w:rFonts w:ascii="Times New Roman" w:hAnsi="Times New Roman"/>
+          <w:lang w:val="uk-UA"/>
         </w:rPr>
       </w:pPr>
       <w:r>
         <w:rPr>
-          <w:rFonts w:ascii="Times New Roman" w:eastAsia="Times New Roman" w:hAnsi="Times New Roman" w:cs="Times New Roman"/>
+          <w:rFonts w:ascii="Times New Roman" w:hAnsi="Times New Roman"/>
           <w:i/>
           <w:color w:val="FF4400"/>
-          <w:sz w:val="24"/>
-          <w:szCs w:val="24"/>
-        </w:rPr>
-        <w:t>Кондак святим (г. 4):</w:t>
-      </w:r>
-      <w:r>
-        <w:rPr>
-          <w:rFonts w:ascii="Times New Roman" w:eastAsia="Times New Roman" w:hAnsi="Times New Roman" w:cs="Times New Roman"/>
-          <w:color w:val="333333"/>
-          <w:sz w:val="24"/>
-          <w:szCs w:val="24"/>
-        </w:rPr>
-        <w:t xml:space="preserve"> Ясними світилами ви сяєте, Богом натхненні праведники нашої Церкви,* і прикладом заохотливим служите громадам вірних* по всьому християнському світі.* Тому-то в покорі схиляємо перед вами наші голови,* дякуючи великому і </w:t>
-      </w:r>
-      <w:proofErr w:type="spellStart"/>
-      <w:r>
-        <w:rPr>
-          <w:rFonts w:ascii="Times New Roman" w:eastAsia="Times New Roman" w:hAnsi="Times New Roman" w:cs="Times New Roman"/>
-          <w:color w:val="333333"/>
-          <w:sz w:val="24"/>
-          <w:szCs w:val="24"/>
-        </w:rPr>
-        <w:t>вселаскавому</w:t>
-      </w:r>
-      <w:proofErr w:type="spellEnd"/>
-      <w:r>
-        <w:rPr>
-          <w:rFonts w:ascii="Times New Roman" w:eastAsia="Times New Roman" w:hAnsi="Times New Roman" w:cs="Times New Roman"/>
-          <w:color w:val="333333"/>
-          <w:sz w:val="24"/>
-          <w:szCs w:val="24"/>
-        </w:rPr>
-        <w:t xml:space="preserve"> Богові,* що вчинив вас нашими заступниками в небі* і молільниками за душі наші.</w:t>
+          <w:lang w:val="uk-UA"/>
+        </w:rPr>
+        <w:t>Кондак (г. 6):</w:t>
+      </w:r>
+      <w:r>
+        <w:rPr>
+          <w:rFonts w:ascii="Times New Roman" w:hAnsi="Times New Roman"/>
+          <w:color w:val="333333"/>
+          <w:lang w:val="uk-UA"/>
+        </w:rPr>
+        <w:t xml:space="preserve"> Ма</w:t>
+      </w:r>
+      <w:r>
+        <w:rPr>
+          <w:rFonts w:ascii="Times New Roman" w:eastAsia="Gentium Plus" w:hAnsi="Times New Roman" w:cs="Gentium Plus"/>
+          <w:color w:val="000000"/>
+          <w:lang w:val="uk-UA"/>
+        </w:rPr>
+        <w:t>́</w:t>
+      </w:r>
+      <w:r>
+        <w:rPr>
+          <w:rFonts w:ascii="Times New Roman" w:hAnsi="Times New Roman"/>
+          <w:color w:val="333333"/>
+          <w:lang w:val="uk-UA"/>
+        </w:rPr>
+        <w:t>ти на</w:t>
+      </w:r>
+      <w:r>
+        <w:rPr>
+          <w:rFonts w:ascii="Times New Roman" w:eastAsia="Gentium Plus" w:hAnsi="Times New Roman" w:cs="Gentium Plus"/>
+          <w:color w:val="000000"/>
+          <w:lang w:val="uk-UA"/>
+        </w:rPr>
+        <w:t>́</w:t>
+      </w:r>
+      <w:r>
+        <w:rPr>
+          <w:rFonts w:ascii="Times New Roman" w:hAnsi="Times New Roman"/>
+          <w:color w:val="333333"/>
+          <w:lang w:val="uk-UA"/>
+        </w:rPr>
+        <w:t>ша, Неуста</w:t>
+      </w:r>
+      <w:r>
+        <w:rPr>
+          <w:rFonts w:ascii="Times New Roman" w:eastAsia="Gentium Plus" w:hAnsi="Times New Roman" w:cs="Gentium Plus"/>
+          <w:color w:val="000000"/>
+          <w:lang w:val="uk-UA"/>
+        </w:rPr>
+        <w:t>́</w:t>
+      </w:r>
+      <w:r>
+        <w:rPr>
+          <w:rFonts w:ascii="Times New Roman" w:hAnsi="Times New Roman"/>
+          <w:color w:val="333333"/>
+          <w:lang w:val="uk-UA"/>
+        </w:rPr>
+        <w:t>нна По</w:t>
+      </w:r>
+      <w:r>
+        <w:rPr>
+          <w:rFonts w:ascii="Times New Roman" w:eastAsia="Gentium Plus" w:hAnsi="Times New Roman" w:cs="Gentium Plus"/>
+          <w:color w:val="000000"/>
+          <w:lang w:val="uk-UA"/>
+        </w:rPr>
+        <w:t>́</w:t>
+      </w:r>
+      <w:r>
+        <w:rPr>
+          <w:rFonts w:ascii="Times New Roman" w:hAnsi="Times New Roman"/>
+          <w:color w:val="333333"/>
+          <w:lang w:val="uk-UA"/>
+        </w:rPr>
+        <w:t>моче,* дай нам в турбо</w:t>
+      </w:r>
+      <w:r>
+        <w:rPr>
+          <w:rFonts w:ascii="Times New Roman" w:eastAsia="Gentium Plus" w:hAnsi="Times New Roman" w:cs="Gentium Plus"/>
+          <w:color w:val="000000"/>
+          <w:lang w:val="uk-UA"/>
+        </w:rPr>
+        <w:t>́</w:t>
+      </w:r>
+      <w:r>
+        <w:rPr>
+          <w:rFonts w:ascii="Times New Roman" w:hAnsi="Times New Roman"/>
+          <w:color w:val="333333"/>
+          <w:lang w:val="uk-UA"/>
+        </w:rPr>
+        <w:t>тах дові</w:t>
+      </w:r>
+      <w:r>
+        <w:rPr>
+          <w:rFonts w:ascii="Times New Roman" w:eastAsia="Gentium Plus" w:hAnsi="Times New Roman" w:cs="Gentium Plus"/>
+          <w:color w:val="000000"/>
+          <w:lang w:val="uk-UA"/>
+        </w:rPr>
+        <w:t>́</w:t>
+      </w:r>
+      <w:r>
+        <w:rPr>
+          <w:rFonts w:ascii="Times New Roman" w:hAnsi="Times New Roman"/>
+          <w:color w:val="333333"/>
+          <w:lang w:val="uk-UA"/>
+        </w:rPr>
+        <w:t>р’я, в бо</w:t>
+      </w:r>
+      <w:r>
+        <w:rPr>
+          <w:rFonts w:ascii="Times New Roman" w:eastAsia="Gentium Plus" w:hAnsi="Times New Roman" w:cs="Gentium Plus"/>
+          <w:color w:val="000000"/>
+          <w:lang w:val="uk-UA"/>
+        </w:rPr>
+        <w:t>́</w:t>
+      </w:r>
+      <w:r>
+        <w:rPr>
+          <w:rFonts w:ascii="Times New Roman" w:hAnsi="Times New Roman"/>
+          <w:color w:val="333333"/>
+          <w:lang w:val="uk-UA"/>
+        </w:rPr>
+        <w:t>лях – поле</w:t>
+      </w:r>
+      <w:r>
+        <w:rPr>
+          <w:rFonts w:ascii="Times New Roman" w:eastAsia="Gentium Plus" w:hAnsi="Times New Roman" w:cs="Gentium Plus"/>
+          <w:color w:val="000000"/>
+          <w:lang w:val="uk-UA"/>
+        </w:rPr>
+        <w:t>́</w:t>
+      </w:r>
+      <w:r>
+        <w:rPr>
+          <w:rFonts w:ascii="Times New Roman" w:hAnsi="Times New Roman"/>
+          <w:color w:val="333333"/>
+          <w:lang w:val="uk-UA"/>
+        </w:rPr>
+        <w:t>гшу,* в скорбо</w:t>
+      </w:r>
+      <w:r>
+        <w:rPr>
+          <w:rFonts w:ascii="Times New Roman" w:eastAsia="Gentium Plus" w:hAnsi="Times New Roman" w:cs="Gentium Plus"/>
+          <w:color w:val="000000"/>
+          <w:lang w:val="uk-UA"/>
+        </w:rPr>
+        <w:t>́</w:t>
+      </w:r>
+      <w:r>
+        <w:rPr>
+          <w:rFonts w:ascii="Times New Roman" w:hAnsi="Times New Roman"/>
+          <w:color w:val="333333"/>
+          <w:lang w:val="uk-UA"/>
+        </w:rPr>
+        <w:t>тах – поті</w:t>
+      </w:r>
+      <w:r>
+        <w:rPr>
+          <w:rFonts w:ascii="Times New Roman" w:eastAsia="Gentium Plus" w:hAnsi="Times New Roman" w:cs="Gentium Plus"/>
+          <w:color w:val="000000"/>
+          <w:lang w:val="uk-UA"/>
+        </w:rPr>
+        <w:t>́</w:t>
+      </w:r>
+      <w:r>
+        <w:rPr>
+          <w:rFonts w:ascii="Times New Roman" w:hAnsi="Times New Roman"/>
+          <w:color w:val="333333"/>
+          <w:lang w:val="uk-UA"/>
+        </w:rPr>
+        <w:t>ху, в боротьбі</w:t>
+      </w:r>
+      <w:r>
+        <w:rPr>
+          <w:rFonts w:ascii="Times New Roman" w:eastAsia="Gentium Plus" w:hAnsi="Times New Roman" w:cs="Gentium Plus"/>
+          <w:color w:val="000000"/>
+          <w:lang w:val="uk-UA"/>
+        </w:rPr>
+        <w:t>́</w:t>
+      </w:r>
+      <w:r>
+        <w:rPr>
+          <w:rFonts w:ascii="Times New Roman" w:hAnsi="Times New Roman"/>
+          <w:color w:val="333333"/>
+          <w:lang w:val="uk-UA"/>
+        </w:rPr>
+        <w:t xml:space="preserve"> – по</w:t>
+      </w:r>
+      <w:r>
+        <w:rPr>
+          <w:rFonts w:ascii="Times New Roman" w:eastAsia="Gentium Plus" w:hAnsi="Times New Roman" w:cs="Gentium Plus"/>
+          <w:color w:val="000000"/>
+          <w:lang w:val="uk-UA"/>
+        </w:rPr>
+        <w:t>́</w:t>
+      </w:r>
+      <w:r>
+        <w:rPr>
+          <w:rFonts w:ascii="Times New Roman" w:hAnsi="Times New Roman"/>
+          <w:color w:val="333333"/>
+          <w:lang w:val="uk-UA"/>
+        </w:rPr>
+        <w:t>міч.* Пода</w:t>
+      </w:r>
+      <w:r>
+        <w:rPr>
+          <w:rFonts w:ascii="Times New Roman" w:eastAsia="Gentium Plus" w:hAnsi="Times New Roman" w:cs="Gentium Plus"/>
+          <w:color w:val="000000"/>
+          <w:lang w:val="uk-UA"/>
+        </w:rPr>
+        <w:t>́</w:t>
+      </w:r>
+      <w:r>
+        <w:rPr>
+          <w:rFonts w:ascii="Times New Roman" w:hAnsi="Times New Roman"/>
+          <w:color w:val="333333"/>
+          <w:lang w:val="uk-UA"/>
+        </w:rPr>
+        <w:t>й христия</w:t>
+      </w:r>
+      <w:r>
+        <w:rPr>
+          <w:rFonts w:ascii="Times New Roman" w:eastAsia="Gentium Plus" w:hAnsi="Times New Roman" w:cs="Gentium Plus"/>
+          <w:color w:val="000000"/>
+          <w:lang w:val="uk-UA"/>
+        </w:rPr>
+        <w:t>́</w:t>
+      </w:r>
+      <w:r>
+        <w:rPr>
+          <w:rFonts w:ascii="Times New Roman" w:hAnsi="Times New Roman"/>
+          <w:color w:val="333333"/>
+          <w:lang w:val="uk-UA"/>
+        </w:rPr>
+        <w:t>нам з’є́днання, церко</w:t>
+      </w:r>
+      <w:r>
+        <w:rPr>
+          <w:rFonts w:ascii="Times New Roman" w:eastAsia="Gentium Plus" w:hAnsi="Times New Roman" w:cs="Gentium Plus"/>
+          <w:color w:val="000000"/>
+          <w:lang w:val="uk-UA"/>
+        </w:rPr>
+        <w:t>́</w:t>
+      </w:r>
+      <w:r>
+        <w:rPr>
+          <w:rFonts w:ascii="Times New Roman" w:hAnsi="Times New Roman"/>
+          <w:color w:val="333333"/>
+          <w:lang w:val="uk-UA"/>
+        </w:rPr>
+        <w:t>вним служи</w:t>
+      </w:r>
+      <w:r>
+        <w:rPr>
+          <w:rFonts w:ascii="Times New Roman" w:eastAsia="Gentium Plus" w:hAnsi="Times New Roman" w:cs="Gentium Plus"/>
+          <w:color w:val="000000"/>
+          <w:lang w:val="uk-UA"/>
+        </w:rPr>
+        <w:t>́</w:t>
+      </w:r>
+      <w:r>
+        <w:rPr>
+          <w:rFonts w:ascii="Times New Roman" w:hAnsi="Times New Roman"/>
+          <w:color w:val="333333"/>
+          <w:lang w:val="uk-UA"/>
+        </w:rPr>
+        <w:t>телям – ре</w:t>
+      </w:r>
+      <w:r>
+        <w:rPr>
+          <w:rFonts w:ascii="Times New Roman" w:eastAsia="Gentium Plus" w:hAnsi="Times New Roman" w:cs="Gentium Plus"/>
+          <w:color w:val="000000"/>
+          <w:lang w:val="uk-UA"/>
+        </w:rPr>
+        <w:t>́</w:t>
+      </w:r>
+      <w:r>
+        <w:rPr>
+          <w:rFonts w:ascii="Times New Roman" w:hAnsi="Times New Roman"/>
+          <w:color w:val="333333"/>
+          <w:lang w:val="uk-UA"/>
+        </w:rPr>
+        <w:t>вність,* грі</w:t>
+      </w:r>
+      <w:r>
+        <w:rPr>
+          <w:rFonts w:ascii="Times New Roman" w:eastAsia="Gentium Plus" w:hAnsi="Times New Roman" w:cs="Gentium Plus"/>
+          <w:color w:val="000000"/>
+          <w:lang w:val="uk-UA"/>
+        </w:rPr>
+        <w:t>́</w:t>
+      </w:r>
+      <w:r>
+        <w:rPr>
+          <w:rFonts w:ascii="Times New Roman" w:hAnsi="Times New Roman"/>
+          <w:color w:val="333333"/>
+          <w:lang w:val="uk-UA"/>
+        </w:rPr>
+        <w:t>шникам – проще</w:t>
+      </w:r>
+      <w:r>
+        <w:rPr>
+          <w:rFonts w:ascii="Times New Roman" w:eastAsia="Gentium Plus" w:hAnsi="Times New Roman" w:cs="Gentium Plus"/>
+          <w:color w:val="000000"/>
+          <w:lang w:val="uk-UA"/>
+        </w:rPr>
+        <w:t>́</w:t>
+      </w:r>
+      <w:r>
+        <w:rPr>
+          <w:rFonts w:ascii="Times New Roman" w:hAnsi="Times New Roman"/>
+          <w:color w:val="333333"/>
+          <w:lang w:val="uk-UA"/>
+        </w:rPr>
+        <w:t>ння, пра</w:t>
+      </w:r>
+      <w:r>
+        <w:rPr>
+          <w:rFonts w:ascii="Times New Roman" w:eastAsia="Gentium Plus" w:hAnsi="Times New Roman" w:cs="Gentium Plus"/>
+          <w:color w:val="000000"/>
+          <w:lang w:val="uk-UA"/>
+        </w:rPr>
+        <w:t>́</w:t>
+      </w:r>
+      <w:r>
+        <w:rPr>
+          <w:rFonts w:ascii="Times New Roman" w:hAnsi="Times New Roman"/>
+          <w:color w:val="333333"/>
+          <w:lang w:val="uk-UA"/>
+        </w:rPr>
+        <w:t>ведним – витрива</w:t>
+      </w:r>
+      <w:r>
+        <w:rPr>
+          <w:rFonts w:ascii="Times New Roman" w:eastAsia="Gentium Plus" w:hAnsi="Times New Roman" w:cs="Gentium Plus"/>
+          <w:color w:val="000000"/>
+          <w:lang w:val="uk-UA"/>
+        </w:rPr>
+        <w:t>́</w:t>
+      </w:r>
+      <w:r>
+        <w:rPr>
+          <w:rFonts w:ascii="Times New Roman" w:hAnsi="Times New Roman"/>
+          <w:color w:val="333333"/>
+          <w:lang w:val="uk-UA"/>
+        </w:rPr>
+        <w:t>лість,* вмира</w:t>
+      </w:r>
+      <w:r>
+        <w:rPr>
+          <w:rFonts w:ascii="Times New Roman" w:eastAsia="Gentium Plus" w:hAnsi="Times New Roman" w:cs="Gentium Plus"/>
+          <w:color w:val="000000"/>
+          <w:lang w:val="uk-UA"/>
+        </w:rPr>
+        <w:t>́</w:t>
+      </w:r>
+      <w:r>
+        <w:rPr>
+          <w:rFonts w:ascii="Times New Roman" w:hAnsi="Times New Roman"/>
+          <w:color w:val="333333"/>
+          <w:lang w:val="uk-UA"/>
+        </w:rPr>
+        <w:t>ючим – спасі</w:t>
+      </w:r>
+      <w:r>
+        <w:rPr>
+          <w:rFonts w:ascii="Times New Roman" w:eastAsia="Gentium Plus" w:hAnsi="Times New Roman" w:cs="Gentium Plus"/>
+          <w:color w:val="000000"/>
+          <w:lang w:val="uk-UA"/>
+        </w:rPr>
+        <w:t>́</w:t>
+      </w:r>
+      <w:r>
+        <w:rPr>
+          <w:rFonts w:ascii="Times New Roman" w:hAnsi="Times New Roman"/>
+          <w:color w:val="333333"/>
+          <w:lang w:val="uk-UA"/>
+        </w:rPr>
+        <w:t>ння,* душа</w:t>
+      </w:r>
+      <w:r>
+        <w:rPr>
+          <w:rFonts w:ascii="Times New Roman" w:eastAsia="Gentium Plus" w:hAnsi="Times New Roman" w:cs="Gentium Plus"/>
+          <w:color w:val="000000"/>
+          <w:lang w:val="uk-UA"/>
+        </w:rPr>
+        <w:t>́</w:t>
+      </w:r>
+      <w:r>
+        <w:rPr>
+          <w:rFonts w:ascii="Times New Roman" w:hAnsi="Times New Roman"/>
+          <w:color w:val="333333"/>
+          <w:lang w:val="uk-UA"/>
+        </w:rPr>
+        <w:t>м в чисти</w:t>
+      </w:r>
+      <w:r>
+        <w:rPr>
+          <w:rFonts w:ascii="Times New Roman" w:eastAsia="Gentium Plus" w:hAnsi="Times New Roman" w:cs="Gentium Plus"/>
+          <w:color w:val="000000"/>
+          <w:lang w:val="uk-UA"/>
+        </w:rPr>
+        <w:t>́</w:t>
+      </w:r>
+      <w:r>
+        <w:rPr>
+          <w:rFonts w:ascii="Times New Roman" w:hAnsi="Times New Roman"/>
+          <w:color w:val="333333"/>
+          <w:lang w:val="uk-UA"/>
+        </w:rPr>
+        <w:t>лищі очи</w:t>
+      </w:r>
+      <w:r>
+        <w:rPr>
+          <w:rFonts w:ascii="Times New Roman" w:eastAsia="Gentium Plus" w:hAnsi="Times New Roman" w:cs="Gentium Plus"/>
+          <w:color w:val="000000"/>
+          <w:lang w:val="uk-UA"/>
+        </w:rPr>
+        <w:t>́</w:t>
+      </w:r>
+      <w:r>
+        <w:rPr>
+          <w:rFonts w:ascii="Times New Roman" w:hAnsi="Times New Roman"/>
+          <w:color w:val="333333"/>
+          <w:lang w:val="uk-UA"/>
+        </w:rPr>
+        <w:t>щення і ві</w:t>
+      </w:r>
+      <w:r>
+        <w:rPr>
+          <w:rFonts w:ascii="Times New Roman" w:eastAsia="Gentium Plus" w:hAnsi="Times New Roman" w:cs="Gentium Plus"/>
+          <w:color w:val="000000"/>
+          <w:lang w:val="uk-UA"/>
+        </w:rPr>
+        <w:t>́</w:t>
+      </w:r>
+      <w:r>
+        <w:rPr>
+          <w:rFonts w:ascii="Times New Roman" w:hAnsi="Times New Roman"/>
+          <w:color w:val="333333"/>
+          <w:lang w:val="uk-UA"/>
+        </w:rPr>
+        <w:t>чну сла</w:t>
+      </w:r>
+      <w:r>
+        <w:rPr>
+          <w:rFonts w:ascii="Times New Roman" w:eastAsia="Gentium Plus" w:hAnsi="Times New Roman" w:cs="Gentium Plus"/>
+          <w:color w:val="000000"/>
+          <w:lang w:val="uk-UA"/>
+        </w:rPr>
+        <w:t>́</w:t>
+      </w:r>
+      <w:r>
+        <w:rPr>
+          <w:rFonts w:ascii="Times New Roman" w:hAnsi="Times New Roman"/>
+          <w:color w:val="333333"/>
+          <w:lang w:val="uk-UA"/>
+        </w:rPr>
+        <w:t>ву ви</w:t>
+      </w:r>
+      <w:r>
+        <w:rPr>
+          <w:rFonts w:ascii="Times New Roman" w:eastAsia="Gentium Plus" w:hAnsi="Times New Roman" w:cs="Gentium Plus"/>
+          <w:color w:val="000000"/>
+          <w:lang w:val="uk-UA"/>
+        </w:rPr>
+        <w:t>́</w:t>
+      </w:r>
+      <w:r>
+        <w:rPr>
+          <w:rFonts w:ascii="Times New Roman" w:hAnsi="Times New Roman"/>
+          <w:color w:val="333333"/>
+          <w:lang w:val="uk-UA"/>
+        </w:rPr>
+        <w:t>проси.</w:t>
       </w:r>
     </w:p>
     <w:p>
       <w:pPr>
-        <w:pStyle w:val="2"/>
+        <w:pStyle w:val="Heading2"/>
         <w:spacing w:after="160" w:line="259" w:lineRule="auto"/>
         <w:jc w:val="both"/>
       </w:pPr>
       <w:r>
-        <w:t xml:space="preserve">14 </w:t>
+        <w:t>1</w:t>
+      </w:r>
+      <w:r>
+        <w:rPr>
+          <w:lang w:val="en-US"/>
+        </w:rPr>
+        <w:t>3</w:t>
+      </w:r>
+      <w:r>
+        <w:t xml:space="preserve"> </w:t>
       </w:r>
       <w:r>
         <w:t>липня</w:t>
@@ -168,51 +945,7 @@
           <w:szCs w:val="24"/>
           <w:highlight w:val="white"/>
         </w:rPr>
-        <w:t xml:space="preserve"> </w:t>
-      </w:r>
-      <w:proofErr w:type="spellStart"/>
-      <w:r>
-        <w:rPr>
-          <w:rFonts w:ascii="Times New Roman" w:eastAsia="Times New Roman" w:hAnsi="Times New Roman" w:cs="Times New Roman"/>
-          <w:color w:val="333333"/>
-          <w:sz w:val="24"/>
-          <w:szCs w:val="24"/>
-          <w:highlight w:val="white"/>
-        </w:rPr>
-        <w:t>Препрославлений</w:t>
-      </w:r>
-      <w:proofErr w:type="spellEnd"/>
-      <w:r>
-        <w:rPr>
-          <w:rFonts w:ascii="Times New Roman" w:eastAsia="Times New Roman" w:hAnsi="Times New Roman" w:cs="Times New Roman"/>
-          <w:color w:val="333333"/>
-          <w:sz w:val="24"/>
-          <w:szCs w:val="24"/>
-          <w:highlight w:val="white"/>
-        </w:rPr>
-        <w:t xml:space="preserve"> Ти, Христе Боже наш,* світила на землі – отців наших оснував Ти* і ними до істинної віри всіх нас направив Ти.* </w:t>
-      </w:r>
-      <w:proofErr w:type="spellStart"/>
-      <w:r>
-        <w:rPr>
-          <w:rFonts w:ascii="Times New Roman" w:eastAsia="Times New Roman" w:hAnsi="Times New Roman" w:cs="Times New Roman"/>
-          <w:color w:val="333333"/>
-          <w:sz w:val="24"/>
-          <w:szCs w:val="24"/>
-          <w:highlight w:val="white"/>
-        </w:rPr>
-        <w:t>Багатомилосердний</w:t>
-      </w:r>
-      <w:proofErr w:type="spellEnd"/>
-      <w:r>
-        <w:rPr>
-          <w:rFonts w:ascii="Times New Roman" w:eastAsia="Times New Roman" w:hAnsi="Times New Roman" w:cs="Times New Roman"/>
-          <w:color w:val="333333"/>
-          <w:sz w:val="24"/>
-          <w:szCs w:val="24"/>
-          <w:highlight w:val="white"/>
-        </w:rPr>
-        <w:t>, слава Тобі.</w:t>
+        <w:t xml:space="preserve"> Препрославлений Ти, Христе Боже наш,* світила на землі – отців наших оснував Ти* і ними до істинної віри всіх нас направив Ти.* Багатомилосердний, слава Тобі.</w:t>
       </w:r>
     </w:p>
     <w:p>
@@ -250,19 +983,13 @@
     </w:p>
     <w:p>
       <w:pPr>
-        <w:pStyle w:val="2"/>
+        <w:pStyle w:val="Heading2"/>
         <w:spacing w:after="160" w:line="259" w:lineRule="auto"/>
         <w:jc w:val="both"/>
       </w:pPr>
       <w:r>
-        <w:t>31 липня. Євдоким</w:t>
-      </w:r>
-    </w:p>
-    <w:p>
-      <w:pPr>
-        <w:pStyle w:val="3"/>
-        <w:ind w:left="3" w:hanging="3"/>
-      </w:pPr>
+        <w:t xml:space="preserve">31 липня. </w:t>
+      </w:r>
       <w:r>
         <w:t xml:space="preserve">Передсвяття походу з чесним і животворящим Хрестом Господнім. </w:t>
       </w:r>
@@ -301,227 +1028,7 @@
           <w:sz w:val="24"/>
           <w:szCs w:val="24"/>
         </w:rPr>
-        <w:t xml:space="preserve"> Спаси́, </w:t>
-      </w:r>
-      <w:proofErr w:type="spellStart"/>
-      <w:r>
-        <w:rPr>
-          <w:rFonts w:ascii="Times New Roman" w:eastAsia="Times New Roman" w:hAnsi="Times New Roman" w:cs="Times New Roman"/>
-          <w:color w:val="333333"/>
-          <w:sz w:val="24"/>
-          <w:szCs w:val="24"/>
-        </w:rPr>
-        <w:t>Го́споди</w:t>
-      </w:r>
-      <w:proofErr w:type="spellEnd"/>
-      <w:r>
-        <w:rPr>
-          <w:rFonts w:ascii="Times New Roman" w:eastAsia="Times New Roman" w:hAnsi="Times New Roman" w:cs="Times New Roman"/>
-          <w:color w:val="333333"/>
-          <w:sz w:val="24"/>
-          <w:szCs w:val="24"/>
-        </w:rPr>
-        <w:t xml:space="preserve">, </w:t>
-      </w:r>
-      <w:proofErr w:type="spellStart"/>
-      <w:r>
-        <w:rPr>
-          <w:rFonts w:ascii="Times New Roman" w:eastAsia="Times New Roman" w:hAnsi="Times New Roman" w:cs="Times New Roman"/>
-          <w:color w:val="333333"/>
-          <w:sz w:val="24"/>
-          <w:szCs w:val="24"/>
-        </w:rPr>
-        <w:t>люде́й</w:t>
-      </w:r>
-      <w:proofErr w:type="spellEnd"/>
-      <w:r>
-        <w:rPr>
-          <w:rFonts w:ascii="Times New Roman" w:eastAsia="Times New Roman" w:hAnsi="Times New Roman" w:cs="Times New Roman"/>
-          <w:color w:val="333333"/>
-          <w:sz w:val="24"/>
-          <w:szCs w:val="24"/>
-        </w:rPr>
-        <w:t xml:space="preserve"> </w:t>
-      </w:r>
-      <w:proofErr w:type="spellStart"/>
-      <w:r>
-        <w:rPr>
-          <w:rFonts w:ascii="Times New Roman" w:eastAsia="Times New Roman" w:hAnsi="Times New Roman" w:cs="Times New Roman"/>
-          <w:color w:val="333333"/>
-          <w:sz w:val="24"/>
-          <w:szCs w:val="24"/>
-        </w:rPr>
-        <w:t>Твої́х</w:t>
-      </w:r>
-      <w:proofErr w:type="spellEnd"/>
-      <w:r>
-        <w:rPr>
-          <w:rFonts w:ascii="Times New Roman" w:eastAsia="Times New Roman" w:hAnsi="Times New Roman" w:cs="Times New Roman"/>
-          <w:color w:val="333333"/>
-          <w:sz w:val="24"/>
-          <w:szCs w:val="24"/>
-        </w:rPr>
-        <w:t xml:space="preserve">* і благослови́ </w:t>
-      </w:r>
-      <w:proofErr w:type="spellStart"/>
-      <w:r>
-        <w:rPr>
-          <w:rFonts w:ascii="Times New Roman" w:eastAsia="Times New Roman" w:hAnsi="Times New Roman" w:cs="Times New Roman"/>
-          <w:color w:val="333333"/>
-          <w:sz w:val="24"/>
-          <w:szCs w:val="24"/>
-        </w:rPr>
-        <w:t>наслі́ддя</w:t>
-      </w:r>
-      <w:proofErr w:type="spellEnd"/>
-      <w:r>
-        <w:rPr>
-          <w:rFonts w:ascii="Times New Roman" w:eastAsia="Times New Roman" w:hAnsi="Times New Roman" w:cs="Times New Roman"/>
-          <w:color w:val="333333"/>
-          <w:sz w:val="24"/>
-          <w:szCs w:val="24"/>
-        </w:rPr>
-        <w:t xml:space="preserve"> Твоє́,* </w:t>
-      </w:r>
-      <w:proofErr w:type="spellStart"/>
-      <w:r>
-        <w:rPr>
-          <w:rFonts w:ascii="Times New Roman" w:eastAsia="Times New Roman" w:hAnsi="Times New Roman" w:cs="Times New Roman"/>
-          <w:color w:val="333333"/>
-          <w:sz w:val="24"/>
-          <w:szCs w:val="24"/>
-        </w:rPr>
-        <w:t>перемо́ги</w:t>
-      </w:r>
-      <w:proofErr w:type="spellEnd"/>
-      <w:r>
-        <w:rPr>
-          <w:rFonts w:ascii="Times New Roman" w:eastAsia="Times New Roman" w:hAnsi="Times New Roman" w:cs="Times New Roman"/>
-          <w:color w:val="333333"/>
-          <w:sz w:val="24"/>
-          <w:szCs w:val="24"/>
-        </w:rPr>
-        <w:t xml:space="preserve"> </w:t>
-      </w:r>
-      <w:proofErr w:type="spellStart"/>
-      <w:r>
-        <w:rPr>
-          <w:rFonts w:ascii="Times New Roman" w:eastAsia="Times New Roman" w:hAnsi="Times New Roman" w:cs="Times New Roman"/>
-          <w:color w:val="333333"/>
-          <w:sz w:val="24"/>
-          <w:szCs w:val="24"/>
-        </w:rPr>
-        <w:t>благові́рному</w:t>
-      </w:r>
-      <w:proofErr w:type="spellEnd"/>
-      <w:r>
-        <w:rPr>
-          <w:rFonts w:ascii="Times New Roman" w:eastAsia="Times New Roman" w:hAnsi="Times New Roman" w:cs="Times New Roman"/>
-          <w:color w:val="333333"/>
-          <w:sz w:val="24"/>
-          <w:szCs w:val="24"/>
-        </w:rPr>
-        <w:t xml:space="preserve"> </w:t>
-      </w:r>
-      <w:proofErr w:type="spellStart"/>
-      <w:r>
-        <w:rPr>
-          <w:rFonts w:ascii="Times New Roman" w:eastAsia="Times New Roman" w:hAnsi="Times New Roman" w:cs="Times New Roman"/>
-          <w:color w:val="333333"/>
-          <w:sz w:val="24"/>
-          <w:szCs w:val="24"/>
-        </w:rPr>
-        <w:t>наро́дові</w:t>
-      </w:r>
-      <w:proofErr w:type="spellEnd"/>
-      <w:r>
-        <w:rPr>
-          <w:rFonts w:ascii="Times New Roman" w:eastAsia="Times New Roman" w:hAnsi="Times New Roman" w:cs="Times New Roman"/>
-          <w:color w:val="333333"/>
-          <w:sz w:val="24"/>
-          <w:szCs w:val="24"/>
-        </w:rPr>
-        <w:t xml:space="preserve"> на </w:t>
-      </w:r>
-      <w:proofErr w:type="spellStart"/>
-      <w:r>
-        <w:rPr>
-          <w:rFonts w:ascii="Times New Roman" w:eastAsia="Times New Roman" w:hAnsi="Times New Roman" w:cs="Times New Roman"/>
-          <w:color w:val="333333"/>
-          <w:sz w:val="24"/>
-          <w:szCs w:val="24"/>
-        </w:rPr>
-        <w:t>супроти́вників</w:t>
-      </w:r>
-      <w:proofErr w:type="spellEnd"/>
-      <w:r>
-        <w:rPr>
-          <w:rFonts w:ascii="Times New Roman" w:eastAsia="Times New Roman" w:hAnsi="Times New Roman" w:cs="Times New Roman"/>
-          <w:color w:val="333333"/>
-          <w:sz w:val="24"/>
-          <w:szCs w:val="24"/>
-        </w:rPr>
-        <w:t xml:space="preserve"> </w:t>
-      </w:r>
-      <w:proofErr w:type="spellStart"/>
-      <w:r>
-        <w:rPr>
-          <w:rFonts w:ascii="Times New Roman" w:eastAsia="Times New Roman" w:hAnsi="Times New Roman" w:cs="Times New Roman"/>
-          <w:color w:val="333333"/>
-          <w:sz w:val="24"/>
-          <w:szCs w:val="24"/>
-        </w:rPr>
-        <w:t>дару́й</w:t>
-      </w:r>
-      <w:proofErr w:type="spellEnd"/>
-      <w:r>
-        <w:rPr>
-          <w:rFonts w:ascii="Times New Roman" w:eastAsia="Times New Roman" w:hAnsi="Times New Roman" w:cs="Times New Roman"/>
-          <w:color w:val="333333"/>
-          <w:sz w:val="24"/>
-          <w:szCs w:val="24"/>
-        </w:rPr>
-        <w:t xml:space="preserve">* і </w:t>
-      </w:r>
-      <w:proofErr w:type="spellStart"/>
-      <w:r>
-        <w:rPr>
-          <w:rFonts w:ascii="Times New Roman" w:eastAsia="Times New Roman" w:hAnsi="Times New Roman" w:cs="Times New Roman"/>
-          <w:color w:val="333333"/>
-          <w:sz w:val="24"/>
-          <w:szCs w:val="24"/>
-        </w:rPr>
-        <w:t>хресто́м</w:t>
-      </w:r>
-      <w:proofErr w:type="spellEnd"/>
-      <w:r>
-        <w:rPr>
-          <w:rFonts w:ascii="Times New Roman" w:eastAsia="Times New Roman" w:hAnsi="Times New Roman" w:cs="Times New Roman"/>
-          <w:color w:val="333333"/>
-          <w:sz w:val="24"/>
-          <w:szCs w:val="24"/>
-        </w:rPr>
-        <w:t xml:space="preserve"> </w:t>
-      </w:r>
-      <w:proofErr w:type="spellStart"/>
-      <w:r>
-        <w:rPr>
-          <w:rFonts w:ascii="Times New Roman" w:eastAsia="Times New Roman" w:hAnsi="Times New Roman" w:cs="Times New Roman"/>
-          <w:color w:val="333333"/>
-          <w:sz w:val="24"/>
-          <w:szCs w:val="24"/>
-        </w:rPr>
-        <w:t>Твої́м</w:t>
-      </w:r>
-      <w:proofErr w:type="spellEnd"/>
-      <w:r>
-        <w:rPr>
-          <w:rFonts w:ascii="Times New Roman" w:eastAsia="Times New Roman" w:hAnsi="Times New Roman" w:cs="Times New Roman"/>
-          <w:color w:val="333333"/>
-          <w:sz w:val="24"/>
-          <w:szCs w:val="24"/>
-        </w:rPr>
-        <w:t>* охорони́ люд Твій.</w:t>
+        <w:t xml:space="preserve"> Спаси́, Го́споди, люде́й Твої́х* і благослови́ наслі́ддя Твоє́,* перемо́ги благові́рному наро́дові на супроти́вників дару́й* і хресто́м Твої́м* охорони́ люд Твій.</w:t>
       </w:r>
     </w:p>
     <w:p>
@@ -570,87 +1077,7 @@
           <w:sz w:val="24"/>
           <w:szCs w:val="24"/>
         </w:rPr>
-        <w:t xml:space="preserve">Світлим понад сонце </w:t>
-      </w:r>
-      <w:proofErr w:type="spellStart"/>
-      <w:r>
-        <w:rPr>
-          <w:rFonts w:ascii="Times New Roman" w:eastAsia="Times New Roman" w:hAnsi="Times New Roman" w:cs="Times New Roman"/>
-          <w:color w:val="231F20"/>
-          <w:sz w:val="24"/>
-          <w:szCs w:val="24"/>
-        </w:rPr>
-        <w:t>нeбо</w:t>
-      </w:r>
-      <w:proofErr w:type="spellEnd"/>
-      <w:r>
-        <w:rPr>
-          <w:rFonts w:ascii="Times New Roman" w:eastAsia="Times New Roman" w:hAnsi="Times New Roman" w:cs="Times New Roman"/>
-          <w:color w:val="231F20"/>
-          <w:sz w:val="24"/>
-          <w:szCs w:val="24"/>
-        </w:rPr>
-        <w:t xml:space="preserve"> являється світлом </w:t>
-      </w:r>
-      <w:proofErr w:type="spellStart"/>
-      <w:r>
-        <w:rPr>
-          <w:rFonts w:ascii="Times New Roman" w:eastAsia="Times New Roman" w:hAnsi="Times New Roman" w:cs="Times New Roman"/>
-          <w:color w:val="231F20"/>
-          <w:sz w:val="24"/>
-          <w:szCs w:val="24"/>
-        </w:rPr>
-        <w:t>Хрeста</w:t>
-      </w:r>
-      <w:proofErr w:type="spellEnd"/>
-      <w:r>
-        <w:rPr>
-          <w:rFonts w:ascii="Times New Roman" w:eastAsia="Times New Roman" w:hAnsi="Times New Roman" w:cs="Times New Roman"/>
-          <w:color w:val="231F20"/>
-          <w:sz w:val="24"/>
-          <w:szCs w:val="24"/>
-        </w:rPr>
-        <w:t xml:space="preserve">,* просвітлює все блиском своїм,* тому Ти, Чоловіколюбче, </w:t>
-      </w:r>
-      <w:proofErr w:type="spellStart"/>
-      <w:r>
-        <w:rPr>
-          <w:rFonts w:ascii="Times New Roman" w:eastAsia="Times New Roman" w:hAnsi="Times New Roman" w:cs="Times New Roman"/>
-          <w:color w:val="231F20"/>
-          <w:sz w:val="24"/>
-          <w:szCs w:val="24"/>
-        </w:rPr>
-        <w:t>Спaсе</w:t>
-      </w:r>
-      <w:proofErr w:type="spellEnd"/>
-      <w:r>
-        <w:rPr>
-          <w:rFonts w:ascii="Times New Roman" w:eastAsia="Times New Roman" w:hAnsi="Times New Roman" w:cs="Times New Roman"/>
-          <w:color w:val="231F20"/>
-          <w:sz w:val="24"/>
-          <w:szCs w:val="24"/>
-        </w:rPr>
-        <w:t xml:space="preserve"> всіх,* задля нього просвіти ум </w:t>
-      </w:r>
-      <w:proofErr w:type="spellStart"/>
-      <w:r>
-        <w:rPr>
-          <w:rFonts w:ascii="Times New Roman" w:eastAsia="Times New Roman" w:hAnsi="Times New Roman" w:cs="Times New Roman"/>
-          <w:color w:val="231F20"/>
-          <w:sz w:val="24"/>
-          <w:szCs w:val="24"/>
-        </w:rPr>
-        <w:t>нaш</w:t>
-      </w:r>
-      <w:proofErr w:type="spellEnd"/>
-      <w:r>
-        <w:rPr>
-          <w:rFonts w:ascii="Times New Roman" w:eastAsia="Times New Roman" w:hAnsi="Times New Roman" w:cs="Times New Roman"/>
-          <w:color w:val="231F20"/>
-          <w:sz w:val="24"/>
-          <w:szCs w:val="24"/>
-        </w:rPr>
-        <w:t xml:space="preserve"> і чуття,* бо ми маємо його як зброю миру і непоборну перемогу.</w:t>
+        <w:t>Світлим понад сонце нeбо являється світлом Хрeста,* просвітлює все блиском своїм,* тому Ти, Чоловіколюбче, Спaсе всіх,* задля нього просвіти ум нaш і чуття,* бо ми маємо його як зброю миру і непоборну перемогу.</w:t>
       </w:r>
     </w:p>
     <w:sectPr>
@@ -1052,14 +1479,14 @@
     <w:lsdException w:name="Unresolved Mention" w:semiHidden="1" w:unhideWhenUsed="1"/>
     <w:lsdException w:name="Smart Link" w:semiHidden="1" w:unhideWhenUsed="1"/>
   </w:latentStyles>
-  <w:style w:type="paragraph" w:default="1" w:styleId="a">
+  <w:style w:type="paragraph" w:default="1" w:styleId="Normal">
     <w:name w:val="Normal"/>
     <w:qFormat/>
   </w:style>
-  <w:style w:type="paragraph" w:styleId="1">
+  <w:style w:type="paragraph" w:styleId="Heading1">
     <w:name w:val="heading 1"/>
-    <w:basedOn w:val="a"/>
-    <w:next w:val="a"/>
+    <w:basedOn w:val="Normal"/>
+    <w:next w:val="Normal"/>
     <w:uiPriority w:val="9"/>
     <w:qFormat/>
     <w:pPr>
@@ -1074,10 +1501,11 @@
       <w:szCs w:val="48"/>
     </w:rPr>
   </w:style>
-  <w:style w:type="paragraph" w:styleId="2">
+  <w:style w:type="paragraph" w:styleId="Heading2">
     <w:name w:val="heading 2"/>
-    <w:basedOn w:val="a"/>
-    <w:next w:val="a"/>
+    <w:basedOn w:val="Normal"/>
+    <w:next w:val="Normal"/>
+    <w:link w:val="Heading2Char"/>
     <w:uiPriority w:val="9"/>
     <w:unhideWhenUsed/>
     <w:qFormat/>
@@ -1093,10 +1521,10 @@
       <w:szCs w:val="36"/>
     </w:rPr>
   </w:style>
-  <w:style w:type="paragraph" w:styleId="3">
+  <w:style w:type="paragraph" w:styleId="Heading3">
     <w:name w:val="heading 3"/>
-    <w:basedOn w:val="a"/>
-    <w:next w:val="a"/>
+    <w:basedOn w:val="Normal"/>
+    <w:next w:val="Normal"/>
     <w:uiPriority w:val="9"/>
     <w:unhideWhenUsed/>
     <w:qFormat/>
@@ -1112,10 +1540,10 @@
       <w:szCs w:val="28"/>
     </w:rPr>
   </w:style>
-  <w:style w:type="paragraph" w:styleId="4">
+  <w:style w:type="paragraph" w:styleId="Heading4">
     <w:name w:val="heading 4"/>
-    <w:basedOn w:val="a"/>
-    <w:next w:val="a"/>
+    <w:basedOn w:val="Normal"/>
+    <w:next w:val="Normal"/>
     <w:uiPriority w:val="9"/>
     <w:semiHidden/>
     <w:unhideWhenUsed/>
@@ -1132,10 +1560,10 @@
       <w:szCs w:val="24"/>
     </w:rPr>
   </w:style>
-  <w:style w:type="paragraph" w:styleId="5">
+  <w:style w:type="paragraph" w:styleId="Heading5">
     <w:name w:val="heading 5"/>
-    <w:basedOn w:val="a"/>
-    <w:next w:val="a"/>
+    <w:basedOn w:val="Normal"/>
+    <w:next w:val="Normal"/>
     <w:uiPriority w:val="9"/>
     <w:semiHidden/>
     <w:unhideWhenUsed/>
@@ -1152,10 +1580,10 @@
       <w:szCs w:val="22"/>
     </w:rPr>
   </w:style>
-  <w:style w:type="paragraph" w:styleId="6">
+  <w:style w:type="paragraph" w:styleId="Heading6">
     <w:name w:val="heading 6"/>
-    <w:basedOn w:val="a"/>
-    <w:next w:val="a"/>
+    <w:basedOn w:val="Normal"/>
+    <w:next w:val="Normal"/>
     <w:uiPriority w:val="9"/>
     <w:semiHidden/>
     <w:unhideWhenUsed/>
@@ -1170,13 +1598,13 @@
       <w:b/>
     </w:rPr>
   </w:style>
-  <w:style w:type="character" w:default="1" w:styleId="a0">
+  <w:style w:type="character" w:default="1" w:styleId="DefaultParagraphFont">
     <w:name w:val="Default Paragraph Font"/>
     <w:uiPriority w:val="1"/>
     <w:semiHidden/>
     <w:unhideWhenUsed/>
   </w:style>
-  <w:style w:type="table" w:default="1" w:styleId="a1">
+  <w:style w:type="table" w:default="1" w:styleId="TableNormal">
     <w:name w:val="Normal Table"/>
     <w:uiPriority w:val="99"/>
     <w:semiHidden/>
@@ -1191,14 +1619,14 @@
       </w:tblCellMar>
     </w:tblPr>
   </w:style>
-  <w:style w:type="numbering" w:default="1" w:styleId="a2">
+  <w:style w:type="numbering" w:default="1" w:styleId="NoList">
     <w:name w:val="No List"/>
     <w:uiPriority w:val="99"/>
     <w:semiHidden/>
     <w:unhideWhenUsed/>
   </w:style>
-  <w:style w:type="table" w:customStyle="1" w:styleId="TableNormal">
-    <w:name w:val="Table Normal"/>
+  <w:style w:type="table" w:customStyle="1" w:styleId="TableNormal1">
+    <w:name w:val="Table Normal1"/>
     <w:tblPr>
       <w:tblCellMar>
         <w:top w:w="0" w:type="dxa"/>
@@ -1208,10 +1636,10 @@
       </w:tblCellMar>
     </w:tblPr>
   </w:style>
-  <w:style w:type="paragraph" w:styleId="a3">
+  <w:style w:type="paragraph" w:styleId="Title">
     <w:name w:val="Title"/>
-    <w:basedOn w:val="a"/>
-    <w:next w:val="a"/>
+    <w:basedOn w:val="Normal"/>
+    <w:next w:val="Normal"/>
     <w:uiPriority w:val="10"/>
     <w:qFormat/>
     <w:pPr>
@@ -1225,8 +1653,8 @@
       <w:szCs w:val="72"/>
     </w:rPr>
   </w:style>
-  <w:style w:type="table" w:customStyle="1" w:styleId="TableNormal0">
-    <w:name w:val="Table Normal"/>
+  <w:style w:type="table" w:customStyle="1" w:styleId="TableNormal2">
+    <w:name w:val="Table Normal2"/>
     <w:tblPr>
       <w:tblCellMar>
         <w:top w:w="0" w:type="dxa"/>
@@ -1236,8 +1664,8 @@
       </w:tblCellMar>
     </w:tblPr>
   </w:style>
-  <w:style w:type="table" w:customStyle="1" w:styleId="TableNormal1">
-    <w:name w:val="Table Normal"/>
+  <w:style w:type="table" w:customStyle="1" w:styleId="TableNormal3">
+    <w:name w:val="Table Normal3"/>
     <w:tblPr>
       <w:tblCellMar>
         <w:top w:w="0" w:type="dxa"/>
@@ -1247,7 +1675,7 @@
       </w:tblCellMar>
     </w:tblPr>
   </w:style>
-  <w:style w:type="paragraph" w:customStyle="1" w:styleId="a4">
+  <w:style w:type="paragraph" w:customStyle="1" w:styleId="a">
     <w:name w:val="Обычный"/>
     <w:pPr>
       <w:suppressAutoHyphens/>
@@ -1264,7 +1692,7 @@
       <w:lang w:eastAsia="en-US"/>
     </w:rPr>
   </w:style>
-  <w:style w:type="character" w:customStyle="1" w:styleId="a5">
+  <w:style w:type="character" w:customStyle="1" w:styleId="a0">
     <w:name w:val="Основной шрифт абзаца"/>
     <w:qFormat/>
     <w:rPr>
@@ -1276,7 +1704,7 @@
       <w:em w:val="none"/>
     </w:rPr>
   </w:style>
-  <w:style w:type="table" w:customStyle="1" w:styleId="a6">
+  <w:style w:type="table" w:customStyle="1" w:styleId="a1">
     <w:name w:val="Обычная таблица"/>
     <w:qFormat/>
     <w:pPr>
@@ -1300,7 +1728,7 @@
       </w:tblCellMar>
     </w:tblPr>
   </w:style>
-  <w:style w:type="numbering" w:customStyle="1" w:styleId="a7">
+  <w:style w:type="numbering" w:customStyle="1" w:styleId="a2">
     <w:name w:val="Нет списка"/>
     <w:qFormat/>
   </w:style>
@@ -1345,10 +1773,10 @@
       <w:em w:val="none"/>
     </w:rPr>
   </w:style>
-  <w:style w:type="paragraph" w:styleId="a8">
+  <w:style w:type="paragraph" w:styleId="Subtitle">
     <w:name w:val="Subtitle"/>
-    <w:basedOn w:val="a"/>
-    <w:next w:val="a"/>
+    <w:basedOn w:val="Normal"/>
+    <w:next w:val="Normal"/>
     <w:uiPriority w:val="11"/>
     <w:qFormat/>
     <w:pPr>
@@ -1371,9 +1799,9 @@
       <w:szCs w:val="48"/>
     </w:rPr>
   </w:style>
-  <w:style w:type="paragraph" w:styleId="a9">
+  <w:style w:type="paragraph" w:styleId="NormalWeb">
     <w:name w:val="Normal (Web)"/>
-    <w:basedOn w:val="a"/>
+    <w:basedOn w:val="Normal"/>
     <w:uiPriority w:val="99"/>
     <w:semiHidden/>
     <w:unhideWhenUsed/>
@@ -1385,6 +1813,35 @@
       <w:rFonts w:ascii="Times New Roman" w:eastAsia="Times New Roman" w:hAnsi="Times New Roman" w:cs="Times New Roman"/>
       <w:sz w:val="24"/>
       <w:szCs w:val="24"/>
+    </w:rPr>
+  </w:style>
+  <w:style w:type="character" w:customStyle="1" w:styleId="Heading2Char">
+    <w:name w:val="Heading 2 Char"/>
+    <w:basedOn w:val="DefaultParagraphFont"/>
+    <w:link w:val="Heading2"/>
+    <w:uiPriority w:val="9"/>
+    <w:rsid w:val="001E46D5"/>
+    <w:rPr>
+      <w:b/>
+      <w:sz w:val="36"/>
+      <w:szCs w:val="36"/>
+    </w:rPr>
+  </w:style>
+  <w:style w:type="paragraph" w:customStyle="1" w:styleId="Textbody">
+    <w:name w:val="Text body"/>
+    <w:basedOn w:val="Normal"/>
+    <w:rsid w:val="001E46D5"/>
+    <w:pPr>
+      <w:suppressAutoHyphens/>
+      <w:autoSpaceDN w:val="0"/>
+      <w:spacing w:after="140" w:line="276" w:lineRule="auto"/>
+    </w:pPr>
+    <w:rPr>
+      <w:rFonts w:ascii="Gentium Plus" w:eastAsia="NSimSun" w:hAnsi="Gentium Plus" w:cs="Lucida Sans"/>
+      <w:kern w:val="3"/>
+      <w:sz w:val="24"/>
+      <w:szCs w:val="24"/>
+      <w:lang w:val="en-GB" w:eastAsia="zh-CN" w:bidi="hi-IN"/>
     </w:rPr>
   </w:style>
 </w:styles>
